--- a/output/site/dotnet/resume.docx
+++ b/output/site/dotnet/resume.docx
@@ -49,7 +49,7 @@
         <w:t xml:space="preserve">Backend: </w:t>
       </w:r>
       <w:r>
-        <w:t>C#, .NET 7, ASP.NET Core, Web API, SignalR, Worker Services, Hangfire</w:t>
+        <w:t>C#, .NET 7, ASP.NET Core, Web API, EF Core 7</w:t>
       </w:r>
     </w:p>
     <w:p>
@@ -60,7 +60,18 @@
         <w:t xml:space="preserve">Data: </w:t>
       </w:r>
       <w:r>
-        <w:t>MS SQL Server, T-SQL, EF Core 7, PostgreSQL, SSIS, SSRS</w:t>
+        <w:t>MS SQL Server, T-SQL, PostgreSQL</w:t>
+      </w:r>
+    </w:p>
+    <w:p>
+      <w:r>
+        <w:rPr>
+          <w:b/>
+        </w:rPr>
+        <w:t xml:space="preserve">Access: </w:t>
+      </w:r>
+      <w:r>
+        <w:t>OpenID Connect, ADFS, Kerberos</w:t>
       </w:r>
     </w:p>
     <w:p>
@@ -71,51 +82,7 @@
         <w:t xml:space="preserve">Front end: </w:t>
       </w:r>
       <w:r>
-        <w:t>Angular 13, TypeScript, Kendo UI, Razor</w:t>
-      </w:r>
-    </w:p>
-    <w:p>
-      <w:r>
-        <w:rPr>
-          <w:b/>
-        </w:rPr>
-        <w:t xml:space="preserve">Access and security: </w:t>
-      </w:r>
-      <w:r>
-        <w:t>OpenID Connect, OAuth2, JWT, ADFS, Kerberos, Active Directory, RBAC</w:t>
-      </w:r>
-    </w:p>
-    <w:p>
-      <w:r>
-        <w:rPr>
-          <w:b/>
-        </w:rPr>
-        <w:t xml:space="preserve">Integrations: </w:t>
-      </w:r>
-      <w:r>
-        <w:t>Kafka, EDI, M.E.Doc, Oracle EBS, 1С, BizTalk, WCF</w:t>
-      </w:r>
-    </w:p>
-    <w:p>
-      <w:r>
-        <w:rPr>
-          <w:b/>
-        </w:rPr>
-        <w:t xml:space="preserve">Quality: </w:t>
-      </w:r>
-      <w:r>
-        <w:t>xUnit, NSubstitute, SonarQube, Jenkins, Docker, Serilog, Elastic APM</w:t>
-      </w:r>
-    </w:p>
-    <w:p>
-      <w:r>
-        <w:rPr>
-          <w:b/>
-        </w:rPr>
-        <w:t xml:space="preserve">Practice: </w:t>
-      </w:r>
-      <w:r>
-        <w:t>Modular monolith, Legacy modernization, Production ownership</w:t>
+        <w:t>Angular 13, TypeScript</w:t>
       </w:r>
     </w:p>
     <w:p>
@@ -144,14 +111,6 @@
         <w:pStyle w:val="ListBullet"/>
       </w:pPr>
       <w:r>
-        <w:t>Client work: NestJS with Prisma and PostgreSQL, Next.js 16 with React 19, a mobile app on Expo with MapLibre maps.</w:t>
-      </w:r>
-    </w:p>
-    <w:p>
-      <w:pPr>
-        <w:pStyle w:val="ListBullet"/>
-      </w:pPr>
-      <w:r>
         <w:t>Daily work with AI agents: MCP servers, custom subagents and hooks, and my own CDP browser inspector as agent tooling.</w:t>
       </w:r>
     </w:p>
@@ -160,12 +119,20 @@
         <w:rPr>
           <w:b/>
         </w:rPr>
-        <w:t>Lead Application Programmer, ATB-Market, Dnipro</w:t>
+        <w:t>Lead Application Programmer, ATB-Market (Ukraine's largest grocery retail network), Dnipro</w:t>
       </w:r>
     </w:p>
     <w:p>
       <w:r>
         <w:t>2016-06 — present</w:t>
+      </w:r>
+    </w:p>
+    <w:p>
+      <w:pPr>
+        <w:pStyle w:val="ListBullet"/>
+      </w:pPr>
+      <w:r>
+        <w:t>UAM: access management for 2,000+ users on OpenID Connect, ADFS and Kerberos.</w:t>
       </w:r>
     </w:p>
     <w:p>
@@ -181,14 +148,6 @@
         <w:pStyle w:val="ListBullet"/>
       </w:pPr>
       <w:r>
-        <w:t>UAM: access management for 2,000+ users on OpenID Connect, ADFS and Kerberos.</w:t>
-      </w:r>
-    </w:p>
-    <w:p>
-      <w:pPr>
-        <w:pStyle w:val="ListBullet"/>
-      </w:pPr>
-      <w:r>
         <w:t>Network integrations: EDI and e-document flow, M.E.Doc, Oracle EBS, 1C, Kafka, BizTalk, SSIS and SSRS.</w:t>
       </w:r>
     </w:p>
@@ -197,23 +156,7 @@
         <w:pStyle w:val="ListBullet"/>
       </w:pPr>
       <w:r>
-        <w:t>Fiscal-law changes delivered end to end: excise stamps and AED, UKTZED, customs simplifications, VAT rates, in a live retail network.</w:t>
-      </w:r>
-    </w:p>
-    <w:p>
-      <w:pPr>
-        <w:pStyle w:val="ListBullet"/>
-      </w:pPr>
-      <w:r>
         <w:t>Engineering practice: xUnit and NSubstitute tests, SonarQube and Jenkins, Serilog, Docker, a private NuGet feed.</w:t>
-      </w:r>
-    </w:p>
-    <w:p>
-      <w:pPr>
-        <w:pStyle w:val="ListBullet"/>
-      </w:pPr>
-      <w:r>
-        <w:t>Own the client side of the network's trading system: 955 units, 828 forms, MS SQL, covering supply documents, pricing and fiscal invoices.</w:t>
       </w:r>
     </w:p>
     <w:p>
@@ -235,14 +178,6 @@
       </w:pPr>
       <w:r>
         <w:t>Computer Engineering · computer systems and networks — Zaporizhzhia Institute of Economics and Information Technologies (2008 — 2011)</w:t>
-      </w:r>
-    </w:p>
-    <w:p>
-      <w:pPr>
-        <w:pStyle w:val="ListBullet"/>
-      </w:pPr>
-      <w:r>
-        <w:t>Angular 9 — Luxoft (2021)</w:t>
       </w:r>
     </w:p>
     <w:p>
